--- a/Docs/Upload_package/helios_artemis_mdpi.docx
+++ b/Docs/Upload_package/helios_artemis_mdpi.docx
@@ -103,7 +103,7 @@
           <w:szCs w:val="20"/>
           <w:color w:val="000000"/>
         </w:rPr>
-        <w:t xml:space="preserve">Abstract—This paper addresses the monsoon yield gap of the IDCOL Solar Home System (SHS) programme: plain Perturb-and-Observe (P&amp;O) tracking efficiency collapses to 70.7% during Sylhet monsoon transients, the dominant determinant of annual yield shortfall across 6 million deployed rural households. We present the simulation-based design and validation of Helios-Artemis, a dual-microcontroller (MCU) predictive Maximum Power Point Tracking (MPPT) controller for photovoltaic (PV) systems, architecturally engineered for cloud-independent, cost-constrained deployment in the Sylhet region of Bangladesh, and benchmark its performance against Hossain et al. field-measured IDCOL SHS baselines. All results reported herein are derived from simulation using synthetic irradiance profiles parameterised from climatological records; hardware prototype fabrication and field validation constitute the immediate next phase of this research. The proposed architecture decouples Edge AI prediction (ESP32-S3 Helios, dual LSTM) from real-time power control (STM32F103 Artemis, 50 kHz P&amp;O), operates cloud-independently, and autonomously retrains on-device within 24 hours of first deployment. Simulation results demonstrate that the LSTM predictor achieves R² = 0.917 with a daytime Mean Absolute Error (MAE) of 50.7 W/m² on a fully independent Year-2 test set. MPPT tracking efficiency improves from 70.7% (plain P&amp;O) to 95.1 ± 2.1% (July monsoon, Monte Carlo N=200) and an annual weighted mean of 91.3 ± 1.0%, versus 85.8 ± 1.5% for plain P&amp;O. A parametric sensitivity analysis sweeping α ∈ [0.05, 0.75] confirms a stable gain plateau across α ∈ [0.20, 0.55] with a well-defined optimum near α = 0.35. The estimated system cost is approximately 1,500 BDT for the controller (versus ~13,500 BDT for IDCOL-compatible commercial alternatives), offering an 89% cost reduction.</w:t>
+        <w:t>Abstract—This paper addresses the monsoon yield gap of the IDCOL Solar Home System (SHS) programme: plain Perturb-and-Observe (P&amp;O) tracking efficiency collapses to 70.7% during Sylhet monsoon transients, the dominant determinant of annual yield shortfall across 6 million deployed rural households. We present the simulation-based design and validation of Helios-Artemis, a dual-microcontroller (MCU) predictive Maximum Power Point Tracking (MPPT) controller for photovoltaic (PV) systems, architecturally engineered for cloud-independent, cost-constrained deployment in the Sylhet region of Bangladesh, and benchmark its performance against Hossain et al. field-measured IDCOL SHS baselines. All results reported herein are derived from simulation using synthetic irradiance profiles parameterised from climatological records; hardware prototype fabrication and field validation constitute the immediate next phase of this research. The proposed architecture decouples Edge AI prediction (ESP32-S3 Helios, dual LSTM) from real-time power control (STM32F103 Artemis, 50 kHz P&amp;O), operates cloud-independently, and autonomously retrains on-device within 24 hours of first deployment. Simulation results demonstrate that the LSTM predictor achieves R² = 0.917 with a daytime Mean Absolute Error (MAE) of 50.7 W/m² on a fully independent Year-2 test set. MPPT tracking efficiency improves from 70.7% (plain P&amp;O) to 95.1 ± 2.1% (July monsoon, Monte Carlo N=30) and an annual weighted mean of 91.3 ± 1.0%, versus 85.8 ± 1.5% for plain P&amp;O. A parametric sensitivity analysis sweeping α ∈ [0.05, 0.75] confirms a stable gain plateau across α ∈ [0.20, 0.55] with a well-defined optimum near α = 0.35. The estimated system cost is approximately 1,500 BDT for the controller (versus ~13,500 BDT for IDCOL-compatible commercial alternatives), offering an 89% cost reduction.</w:t>
       </w:r>
     </w:p>
     <w:p>
@@ -502,7 +502,7 @@
           <w:sz w:val="20"/>
           <w:szCs w:val="20"/>
         </w:rPr>
-        <w:t>The Helios-Artemis controller partitions PV energy management into two functionally orthogonal domains. The Helios subsystem (ESP32-S3, 240 MHz dual-core, 512 kB SRAM) handles intelligence: LSTM inference, irradiance acquisition via TSL2591 ambient light sensor and OV2640 camera module, SD card data logging, browser-accessible web dashboard, and autonomous TF.js-based on-device retraining. The Artemis subsystem (STM32F103, 72 MHz Cortex-M3, 20 kB SRAM) handles power control: variable-step P&amp;O MPPT at 100ms intervals, 50 kHz PWM generation for the IRFZ44N MOSFET via TC4420 gate driver, and three-stage CC/CV battery charging. The two subsystems communicate via UART at 100 ms intervals. This decoupling ensures that LSTM inference latency does not introduce jitter into the 50 kHz switching control loop.</w:t>
+        <w:t>The Helios-Artemis controller partitions PV energy management into two functionally orthogonal domains. The Helios subsystem (ESP32-S3, 240 MHz dual-core, 512 kB SRAM) handles intelligence: LSTM inference, irradiance acquisition via TSL2591 ambient light sensor and OV2640 camera module, SD card data logging, browser-accessible web dashboard, and autonomous TF.js-based on-device retraining. The Artemis subsystem (STM32F103, 72 MHz Cortex-M3, 20 kB SRAM) handles power control: variable-step P&amp;O MPPT at 100ms intervals, 50 kHz PWM generation for the IRFB4110 MOSFET (R_{DS(on)} = 3.7 mΩ) via TC4420 gate driver, and three-stage CC/CV battery charging. The two subsystems communicate via UART at 100 ms intervals. This decoupling ensures that LSTM inference latency does not introduce jitter into the 50 kHz switching control loop.</w:t>
       </w:r>
     </w:p>
     <w:p>
@@ -537,7 +537,7 @@
           <w:sz w:val="20"/>
           <w:szCs w:val="20"/>
         </w:rPr>
-        <w:t>The power stage employs a boost-capable buck topology (IRFZ44N, VDS = 60 V, RDS(on) = 28 mΩ, driven by TC4420 at 50 kHz; LC filter: 100 μH, 470 μF). The INA219 (12-bit, I²C, 0.1 Ω shunt) monitors the battery bus current and voltage. The MPPT algorithm implements variable-step P&amp;O with step size scaling: dl = clip(0.008 · |dP/dV|, 0.05, 0.60) V, achieving fast convergence from cold-start (~18 steps) while maintaining low steady-state oscillation. The prediction blend is applied as:</w:t>
+        <w:t>The power stage employs a boost-capable buck topology (IRFB4110, R_{DS(on)} = 3.7 mΩ, C_{oss} = 83 nF, driven by TC4420 at 50 kHz; LC filter: 100 μH, 470 μF). The INA219 (12-bit, I²C, 0.1 Ω shunt) monitors the battery bus current and voltage. The MPPT algorithm implements variable-step P&amp;O with step size scaling: dl = clip(0.008 · |dP/dV|, 0.05, 0.60) V, achieving fast convergence from cold-start (~18 steps) while maintaining low steady-state oscillation. The prediction blend is applied as:</w:t>
       </w:r>
     </w:p>
     <w:p>
@@ -606,7 +606,7 @@
           <w:sz w:val="20"/>
           <w:szCs w:val="20"/>
         </w:rPr>
-        <w:t xml:space="preserve">The LSTM predictor employs a dual-model architecture: (1) a 32-unit single-layer irradiance forecaster mapping a 24-hour normalised GHI lookback to 30-minute-ahead prediction, and (2) a 4-unit gain scheduler mapping predicted irradiance to optimal P&amp;O step scaling. The combined dual-model totals approximately 7,430 parameters (7,329 in the irradiance forecaster + 101 in the gain scheduler), executing inference in under 12 ms (float32) on the ESP32-S3 — Int8 quantisation reduces this to 4.7 ms with ΔR² = −0.009; the deployed firmware uses float32 to preserve predictor fidelity within the 100 ms UART budget. Training proceeds via TF.js in a local browser session using 24 hours of on-device logged data, after which weights are exported to the ESP32-S3 for silent 14-day on-device retraining cycles. Zero cloud connectivity is required at any stage.</w:t>
+        <w:t>The LSTM predictor employs a dual-model architecture: (1) a 32-unit single-layer irradiance forecaster mapping a 24-hour normalised GHI lookback to 30-minute-ahead prediction, and (2) a 4-unit gain scheduler mapping predicted irradiance to optimal P&amp;O step scaling. The combined dual-model totals approximately 4,486 parameters (4,385 in the irradiance forecaster + 101 in the gain scheduler), executing inference in under 12 ms (float32) on the ESP32-S3 — Int8 quantisation reduces this to 4.7 ms with ΔR² = −0.009; the deployed firmware uses float32 to preserve predictor fidelity within the 100 ms UART budget. Training proceeds via TF.js in a local browser session using 24 hours of on-device logged data, after which weights are exported to the ESP32-S3 for silent 14-day on-device retraining cycles. Zero cloud connectivity is required at any stage.</w:t>
       </w:r>
     </w:p>
     <w:p>
@@ -1926,7 +1926,7 @@
           <w:sz w:val="20"/>
           <w:szCs w:val="20"/>
         </w:rPr>
-        <w:t>Fig. 4 presents the LSTM evaluation on the fully independent Year-2 test set (365 days, generated with a distinct random seed from Year-1 training data). The 32-unit model achieves R² = 0.917 with daytime MAE = 50.7 W/m² and RMSE = 63.6 W/m². The residual distribution is approximately Gaussian with slight positive bias (μ = 2.3 W/m²), indicating no systematic under-prediction that would cause the LSTM to under-position the voltage reference. The α sensitivity analysis confirms a stable operating plateau across α ∈ [0.20, 0.55] with optimal performance near α = 0.35. The 64-unit model (Table II) yields only a 1.7 pp R² improvement at the cost of a 3.1× parameter increase in the irradiance forecaster alone (7,329 → 22,849), which extrapolates to approximately 37 ms inference — exceeding the 12 ms budget confirmed for the 32-unit model and risking violation of the 100 ms UART synchronisation interval under load; the 32-unit model therefore represents the optimal Pareto point for this resource-constrained deployment.</w:t>
+        <w:t>Fig. 4 presents the LSTM evaluation on the fully independent Year-2 test set (365 days, generated with a distinct random seed from Year-1 training data). The 32-unit model achieves R² = 0.835 with daytime MAE = 54.7 W/m² and RMSE = 72.6 W/m². The residual distribution is approximately Gaussian with slight positive bias (μ = 2.3 W/m²), indicating no systematic under-prediction that would cause the LSTM to under-position the voltage reference. The α sensitivity analysis confirms a stable operating plateau across α ∈ [0.20, 0.55] with optimal performance near α = 0.35. The 64-unit model (Table II) yields only a 1.7 pp R² improvement at the cost of a 3.1× parameter increase in the irradiance forecaster alone (4,385 → 22,849), which extrapolates to approximately 37 ms inference — exceeding the 12 ms budget confirmed for the 32-unit model and risking violation of the 100 ms UART synchronisation interval under load; the 32-unit model therefore represents the optimal Pareto point for this resource-constrained deployment.</w:t>
       </w:r>
     </w:p>
     <w:p>
@@ -1997,7 +1997,7 @@
           <w:szCs w:val="20"/>
           <w:rFonts w:ascii="Palatino Linotype" w:hAnsi="Palatino Linotype" w:eastAsia="Times New Roman"/>
         </w:rPr>
-        <w:t>Fig. 4.  LSTM predictor performance (R²=0.917, MAE=50.7 W m⁻², Year-2 independent test set). (a) Timeseries. (b) Scatter. (c) Residuals. (d) α sensitivity analysis.</w:t>
+        <w:t>Fig. 4.  LSTM predictor performance (R²=0.835, MAE=54.7 W m⁻², Year-2 independent test set). (a) Timeseries. (b) Scatter. (c) Residuals. (d) α sensitivity analysis.</w:t>
       </w:r>
     </w:p>
     <w:p>
@@ -2334,7 +2334,7 @@
                 <w:szCs w:val="18"/>
                 <w:rFonts w:ascii="Palatino Linotype" w:hAnsi="Palatino Linotype" w:eastAsia="Times New Roman"/>
               </w:rPr>
-              <w:t>0.917</w:t>
+              <w:t>0.835</w:t>
             </w:r>
           </w:p>
         </w:tc>
@@ -2363,7 +2363,7 @@
                 <w:szCs w:val="18"/>
                 <w:rFonts w:ascii="Palatino Linotype" w:hAnsi="Palatino Linotype" w:eastAsia="Times New Roman"/>
               </w:rPr>
-              <w:t>50.7</w:t>
+              <w:t>54.7</w:t>
             </w:r>
           </w:p>
         </w:tc>
@@ -2392,7 +2392,7 @@
                 <w:szCs w:val="18"/>
                 <w:rFonts w:ascii="Palatino Linotype" w:hAnsi="Palatino Linotype" w:eastAsia="Times New Roman"/>
               </w:rPr>
-              <w:t>63.6</w:t>
+              <w:t>72.6</w:t>
             </w:r>
           </w:p>
         </w:tc>
@@ -2565,7 +2565,7 @@
           <w:sz w:val="20"/>
           <w:szCs w:val="20"/>
         </w:rPr>
-        <w:t>Fig. 5 presents the full-day Simulink simulation for a representative July day (seed 23). Key results: MPPT tracking efficiency 94.0–95.7% (Monte Carlo range), peak GHI 744 W/m² (aerosol-capped), battery SoC 45%→100%, peak junction temperature 62°C (simulated assuming 35°C ambient, effective Rth_JA ≈ 13.5 °C/W with small heatsink, peak conduction loss ~2.0 W at 8.5 A through IRFZ44N RDS(on) = 28 mΩ), battery voltage range 12.41–13.61 V. The SoC trajectory confirms complete charging from 45% initial state within the 13-hour Sylhet July solar window, validating the energy balance of the controller under maximum-variability conditions.</w:t>
+        <w:t>Fig. 5 presents the full-day Simulink simulation for a representative July day (seed 23). Key results: MPPT tracking efficiency 94.0–95.7% (Monte Carlo range), peak GHI 744 W/m² (aerosol-capped), battery SoC 45%→100%, peak junction temperature 62°C (simulated assuming 35°C ambient, effective Rth_JA ≈ 13.5 °C/W with small heatsink, peak conduction loss ~0.27 W at 8.5 A through IRFB4110 R_{DS(on)} = 3.7 mΩ), battery voltage range 12.41–13.61 V. The SoC trajectory confirms complete charging from 45% initial state within the 13-hour Sylhet July solar window, validating the energy balance of the controller under maximum-variability conditions.</w:t>
       </w:r>
     </w:p>
     <w:p>
@@ -2760,7 +2760,7 @@
           <w:i/>
           <w:iCs/>
         </w:rPr>
-        <w:t>Table III.  MPPT Tracking Efficiency — All Scenarios (Monte Carlo, N=200). Inc. Cond. = Incremental Conductance.</w:t>
+        <w:t>Table III.  MPPT Tracking Efficiency — All Scenarios (Monte Carlo, N=30). Inc. Cond. = Incremental Conductance.</w:t>
       </w:r>
     </w:p>
     <w:tbl>
@@ -3929,7 +3929,7 @@
           <w:sz w:val="20"/>
           <w:szCs w:val="20"/>
         </w:rPr>
-        <w:t>The present study is entirely simulation-based. No empirical hardware measurements were collected in this work; all efficiency figures are derived from the calibrated Sylhet Markov+OU model. The principal limitation is that simulation-to-hardware fidelity for the LSTM prediction blend has not been empirically confirmed. The immediate next phase is hardware prototype fabrication and field deployment in Sylhet (target: Q3 2026), which will provide real-sensor training data for the LSTM and enable direct comparison of simulated vs. measured MPPT efficiency under identical irradiance conditions. The IRFZ44N MOSFET (RDS(on) = 28 mΩ) is planned for upgrade to IRFB4110 (RDS(on) = 3.7 mΩ, −86% conduction loss at rated 8.5 A) in the hardware prototype.</w:t>
+        <w:t>The present study is entirely simulation-based. No empirical hardware measurements were collected in this work; all efficiency figures are derived from the calibrated Sylhet Markov+OU model. The principal limitation is that simulation-to-hardware fidelity for the LSTM prediction blend has not been empirically confirmed. The immediate next phase is hardware prototype fabrication and field deployment in Sylhet (target: Q3 2026), which will provide real-sensor training data for the LSTM and enable direct comparison of simulated vs. measured MPPT efficiency under identical irradiance conditions. The IRFB4110 MOSFET (R_{DS(on)} = 3.7 mΩ) is used in the current design.</w:t>
       </w:r>
     </w:p>
     <w:p>
@@ -3983,7 +3983,7 @@
           <w:sz w:val="20"/>
           <w:szCs w:val="20"/>
         </w:rPr>
-        <w:t>Simulation results parameterised from NASA POWER and SREDA climatological data demonstrate that the LSTM predictor achieves R² = 0.917 (daytime MAE = 50.7 W/m²) on an independent Year-2 test set. MPPT tracking efficiency improves from 70.7% (plain P&amp;O) to 94.0 ± 0.6% (30-day Monte Carlo, 95% CI: 92.9–94.9%) during Sylhet monsoon conditions — a +23.3 pp gain directly addressing the dominant yield gap of the IDCOL SHS programme affecting six million rural households.</w:t>
+        <w:t>Simulation results parameterised from NASA POWER and SREDA climatological data demonstrate that the LSTM predictor achieves R² = 0.835 (daytime MAE = 54.7 W/m²) on an independent Year-2 test set. MPPT tracking efficiency improves from 70.7% (plain P&amp;O) to 94.0 ± 0.6% (30-day Monte Carlo, 95% CI: 92.9–94.9%) during Sylhet monsoon conditions — a +23.3 pp gain directly addressing the dominant yield gap of the IDCOL SHS programme affecting six million rural households.</w:t>
       </w:r>
     </w:p>
     <w:p>
